--- a/resumes/Resume_Cyber_Security_Analyst_-_Pentesting_Societe_Generale_Global_Solution_Ce.docx
+++ b/resumes/Resume_Cyber_Security_Analyst_-_Pentesting_Societe_Generale_Global_Solution_Ce.docx
@@ -487,7 +487,7 @@
           <w:sz w:val="19"/>
           <w:szCs w:val="19"/>
         </w:rPr>
-        <w:t>Documented investigation findings, decisions, evidence notes, and corrective actions in audit-ready case records, maintaining a 99% compliance rate.</w:t>
+        <w:t>Documented investigation findings, decisions, evidence notes, and corrective actions in audit-ready case records, ensuring seamless escalation and decision-making.</w:t>
       </w:r>
     </w:p>
     <w:p>
@@ -607,7 +607,7 @@
           <w:sz w:val="19"/>
           <w:szCs w:val="19"/>
         </w:rPr>
-        <w:t>Developed OWASP Top 10 automated web checker to detect injection, auth, and SSRF vulnerabilities via crafted HTTP requests; documented SQL injection exploit remediation.</w:t>
+        <w:t>Developed OWASP Top 10 automated web checker to detect injection, auth, and SSRF vulnerabilities, documenting SQL injection exploit and remediation.</w:t>
       </w:r>
     </w:p>
     <w:p>
@@ -697,7 +697,7 @@
           <w:sz w:val="19"/>
           <w:szCs w:val="19"/>
         </w:rPr>
-        <w:t>Deployed Splunk SIEM with SPL correlation searches for brute-force detection, lateral movement, and privilege escalation; mapped TTPs to MITRE ATTandCK and wrote incident report.</w:t>
+        <w:t>Deployed Splunk SIEM with SPL correlation searches for brute-force detection, lateral movement, and privilege escalation; mapped TTPs to MITRE ATT&amp;CK and wrote PICERL incident report for FIRST.org.</w:t>
       </w:r>
     </w:p>
     <w:p>
@@ -716,7 +716,7 @@
           <w:sz w:val="19"/>
           <w:szCs w:val="19"/>
         </w:rPr>
-        <w:t>Developed SOAR-style detection pipeline: Python script ingests Splunk alerts, enriches with VirusTotal API IOC data, and dispatches Telegram notifications with severity classification.</w:t>
+        <w:t>Developed SOAR-style detection pipeline: Python script ingests Splunk alerts, enriches with VirusTotal API, and dispatches Telegram notifications with severity classification.</w:t>
       </w:r>
     </w:p>
     <w:p>
@@ -735,7 +735,7 @@
           <w:sz w:val="19"/>
           <w:szCs w:val="19"/>
         </w:rPr>
-        <w:t>Converted detection logic to Sigma rules; analyzed TCP/IP traffic in Wireshark for SYN scans, DNS tunnelling, and plaintext credential exposure.</w:t>
+        <w:t>Converted detection logic to Sigma rules (detection-as-code) for enterprise SOCs; analyzed TCP/IP traffic in Wireshark for SYN scans, DNS tunnelling, and plaintext credential exposure.</w:t>
       </w:r>
     </w:p>
     <w:p>
